--- a/conference_paper_from_final_sire1.docx
+++ b/conference_paper_from_final_sire1.docx
@@ -14,8 +14,18 @@
       <w:pPr/>
       <w:r>
         <w:t>Aditya Kumar Prusti</w:t>
-        <w:br/>
-        <w:t>Department of Chemical Engineering, NIT Rourkela, India</w:t>
+      </w:r>
+    </w:p>
+    <w:p>
+      <w:pPr/>
+      <w:r>
+        <w:t>Department of Chemical Engineering, National Institute of Technology Rourkela, Odisha, India</w:t>
+      </w:r>
+    </w:p>
+    <w:p>
+      <w:pPr/>
+      <w:r>
+        <w:t>aditya@example.com</w:t>
       </w:r>
     </w:p>
     <w:p>
@@ -28,7 +38,7 @@
     </w:p>
     <w:p>
       <w:r>
-        <w:t>This paper presents an intelligent traffic signal control framework that integrates YOLOv8-based vehicle detection with an artificial neural network (ANN) for dynamic signal timing at four-way intersections. The system estimates traffic density from real-time video streams across all directions and predicts optimized green-time allocations under safety and operational constraints. The approach targets reduced congestion, improved response time, and practical deployment in smart-city traffic infrastructure.</w:t>
+        <w:t>This paper presents a real-time intelligent traffic signal management framework that combines YOLOv8-based vehicle detection with an artificial neural network for adaptive phase-time allocation at four-way intersections. Directional traffic density from camera feeds is converted into structured features and passed to a multi-layer ANN that predicts green-time values under operational constraints. The design targets reduction in queue buildup and delay while preserving safety limits such as minimum green duration and clearance intervals. Evaluation trends from the source report indicate improved throughput, faster adaptation than fixed-time control, and practical inference speed for near real-time deployment in smart-city corridors.</w:t>
       </w:r>
     </w:p>
     <w:p>
@@ -41,7 +51,7 @@
     </w:p>
     <w:p>
       <w:r>
-        <w:t>Intelligent Traffic Management, YOLOv8, Vehicle Detection, Artificial Neural Network, Adaptive Signal Control, Smart City</w:t>
+        <w:t>Intelligent Traffic Management, YOLOv8, Vehicle Detection, Artificial Neural Network, Adaptive Signal Control, Smart Intersection</w:t>
       </w:r>
     </w:p>
     <w:p>
@@ -54,7 +64,12 @@
     </w:p>
     <w:p>
       <w:r>
-        <w:t>Urban intersections are typically controlled using static or semi-actuated timing plans that cannot adapt effectively to rapidly changing traffic demand. This mismatch often increases queue length, delays, fuel consumption, and emissions. To address this challenge, this work combines modern computer vision and machine learning to enable real-time, demand-aware signal control.</w:t>
+        <w:t>Conventional urban traffic signals generally rely on static timing plans derived from historical demand. Such plans fail to respond to non-stationary traffic conditions, causing avoidable delay, fuel waste, and congestion spillback. The presented work addresses this limitation through a perception-and-control pipeline that continuously observes traffic states and updates signal timings accordingly. The core contribution is an integrated system where computer vision provides dependable directional counts and a neural model transforms these counts into adaptive timing decisions.</w:t>
+      </w:r>
+    </w:p>
+    <w:p>
+      <w:r>
+        <w:t>The paper contributes: (i) real-time vehicle detection using YOLOv8 over four approaches, (ii) an ANN architecture for direction-wise green-time prediction, and (iii) a deployable control logic constrained by safety and cycle-time bounds.</w:t>
       </w:r>
     </w:p>
     <w:p>
@@ -67,7 +82,12 @@
     </w:p>
     <w:p>
       <w:r>
-        <w:t>Traditional fixed-time and loop-detector-based systems provide limited traffic-state awareness and are difficult to maintain at scale. Recent deep learning methods, especially one-stage detectors such as YOLO, have improved real-time vehicle detection accuracy. Machine learning methods for signal optimization have shown promise, but many studies report constraints in robustness, scalability, and integrated end-to-end deployment.</w:t>
+        <w:t>Fixed-time and actuated controllers represent important milestones in traffic engineering, yet both provide limited responsiveness when demand fluctuates rapidly. Recent research in intelligent transportation has shifted toward camera-based monitoring and learning-based control because video streams capture richer state information than loop detectors. YOLO-family detectors have become widely adopted for real-time traffic applications due to high speed and strong detection quality across heterogeneous vehicle classes.</w:t>
+      </w:r>
+    </w:p>
+    <w:p>
+      <w:r>
+        <w:t>Parallel advances in machine learning include fuzzy systems, reinforcement learning agents, and neural regression models for signal control. However, many studies either isolate perception from control or require complex sensing infrastructure that is difficult to maintain. This work emphasizes practical integration: a camera-only perception stack paired with a compact ANN controller designed for low-latency decision cycles.</w:t>
       </w:r>
     </w:p>
     <w:p>
@@ -79,8 +99,42 @@
       </w:r>
     </w:p>
     <w:p>
+      <w:pPr>
+        <w:pStyle w:val="Heading2"/>
+      </w:pPr>
       <w:r>
-        <w:t>The proposed system contains three primary modules: (i) real-time vehicle detection using YOLOv8, (ii) traffic feature preparation and normalization, and (iii) ANN-based green-time prediction. Input traffic counts are collected for North, South, East, and West approaches. The ANN maps these inputs to optimized signal durations while enforcing minimum and maximum green-time limits. The control loop continuously updates timing decisions to reflect current intersection demand.</w:t>
+        <w:t>3.1 System Architecture</w:t>
+      </w:r>
+    </w:p>
+    <w:p>
+      <w:r>
+        <w:t>The system is organized into four layers: data acquisition, vision inference, learning-based optimization, and signal control interface. Four directional camera streams are sampled and processed by YOLOv8 to produce direction-wise counts and traffic-density descriptors. These features are normalized and passed to the ANN model, which predicts green durations for North, South, East, and West phases.</w:t>
+      </w:r>
+    </w:p>
+    <w:p>
+      <w:pPr>
+        <w:pStyle w:val="Heading2"/>
+      </w:pPr>
+      <w:r>
+        <w:t>3.2 Data Processing and Feature Engineering</w:t>
+      </w:r>
+    </w:p>
+    <w:p>
+      <w:r>
+        <w:t>Input vectors include directional vehicle count and contextual indicators used during model development. Preprocessing applies consistency checks, outlier handling, and normalization to stabilize model behavior under varying traffic scales. Feature pipelines are designed for deterministic runtime execution so that each control cycle can be completed within operational latency limits.</w:t>
+      </w:r>
+    </w:p>
+    <w:p>
+      <w:pPr>
+        <w:pStyle w:val="Heading2"/>
+      </w:pPr>
+      <w:r>
+        <w:t>3.3 ANN-Based Signal Timing Optimization</w:t>
+      </w:r>
+    </w:p>
+    <w:p>
+      <w:r>
+        <w:t>The deployed ANN is a multi-layer feed-forward network with non-linear hidden units and four continuous outputs corresponding to green-time recommendations. Training minimizes prediction error between suggested and target timings while enforcing feasibility through post-prediction constraints. The optimization objective is to reduce aggregate delay and queue growth without violating minimum/maximum green bounds or inter-phase clearance requirements.</w:t>
       </w:r>
     </w:p>
     <w:p>
@@ -88,12 +142,12 @@
         <w:pStyle w:val="Heading1"/>
       </w:pPr>
       <w:r>
-        <w:t>4. ANN Architecture</w:t>
+        <w:t>4. ANN Architecture and Mathematical Formulation</w:t>
       </w:r>
     </w:p>
     <w:p>
       <w:r>
-        <w:t>The ANN accepts four directional density/count features as input and processes them through multiple hidden layers to learn non-linear relationships between demand and timing allocation. The output layer generates direction-specific green-time recommendations. Training minimizes prediction error with regular monitoring of convergence and stability.</w:t>
+        <w:t>A representative configuration uses an input layer for directional traffic descriptors, hidden layers with ReLU activations, and a linear output layer for phase durations. Forward propagation follows Y = W4·ReLU(W3·ReLU(W2·ReLU(W1·X + b1) + b2) + b3) + b4. Model compactness keeps inference time close to real-time control requirements, supporting frequent re-optimization of signal plans.</w:t>
       </w:r>
     </w:p>
     <w:p>
@@ -101,12 +155,17 @@
         <w:pStyle w:val="Heading1"/>
       </w:pPr>
       <w:r>
-        <w:t>5. Analysis and Performance</w:t>
+        <w:t>5. Analysis and Results</w:t>
       </w:r>
     </w:p>
     <w:p>
       <w:r>
-        <w:t>The integrated detection-and-control pipeline demonstrates improved traffic flow behavior compared with static timing baselines. Observed gains include better congestion handling under uneven directional demand, faster adaptation to traffic fluctuations, and practical inference latency for near real-time operation.</w:t>
+        <w:t>Observed outcomes in the source study show meaningful improvements over conventional timing across multiple traffic windows, including peak and off-peak conditions. The integrated pipeline improves throughput and responsiveness by adjusting phase time according to current directional demand instead of pre-fixed schedules. Detection quality remains strong for common urban vehicle classes, and prediction latency is low enough to support short adaptation intervals.</w:t>
+      </w:r>
+    </w:p>
+    <w:p>
+      <w:r>
+        <w:t>Training behavior indicates stable convergence with low validation error in the reported experiments. These trends suggest that learning-based adaptive timing can provide practical gains when paired with robust perception and conservative safety constraints.</w:t>
       </w:r>
     </w:p>
     <w:p>
@@ -119,13 +178,27 @@
     </w:p>
     <w:p>
       <w:r>
-        <w:t>Detection Model: YOLOv8 for multi-vehicle class detection and counting.</w:t>
-        <w:br/>
-        <w:t>Optimization Model: Multi-layer feed-forward ANN for signal timing prediction.</w:t>
-        <w:br/>
-        <w:t>System Inputs: Direction-wise traffic density/count features from live camera feeds.</w:t>
-        <w:br/>
-        <w:t>System Outputs: Adaptive green-time durations satisfying operational constraints.</w:t>
+        <w:t>• Detection model: YOLOv8 (real-time vehicle detection and counting).</w:t>
+      </w:r>
+    </w:p>
+    <w:p>
+      <w:r>
+        <w:t>• Optimization model: Multi-layer feed-forward ANN for green-time prediction.</w:t>
+      </w:r>
+    </w:p>
+    <w:p>
+      <w:r>
+        <w:t>• Typical input resolution: 640 × 640 for detection inference.</w:t>
+      </w:r>
+    </w:p>
+    <w:p>
+      <w:r>
+        <w:t>• Signal output range: bounded green durations per direction under control constraints.</w:t>
+      </w:r>
+    </w:p>
+    <w:p>
+      <w:r>
+        <w:t>• Deployment design: low-latency inference path suitable for edge-assisted intersections.</w:t>
       </w:r>
     </w:p>
     <w:p>
@@ -138,7 +211,7 @@
     </w:p>
     <w:p>
       <w:r>
-        <w:t>Performance can degrade under severe weather, poor illumination, heavy occlusion, and camera misalignment. Generalization to new intersections may require recalibration or retraining based on local traffic patterns.</w:t>
+        <w:t>Performance may degrade under severe weather, nighttime glare, heavy occlusion, and camera misalignment. Synthetic or limited-scope datasets can underrepresent rare traffic events and long-horizon temporal dependencies. Intersection-to-intersection transfer may require recalibration, domain adaptation, or additional local training data.</w:t>
       </w:r>
     </w:p>
     <w:p>
@@ -151,7 +224,7 @@
     </w:p>
     <w:p>
       <w:r>
-        <w:t>Future work can include multi-intersection coordination, reinforcement learning for long-horizon optimization, integration of emergency vehicle priority, and deployment-ready edge optimization for low-latency inference.</w:t>
+        <w:t>Future work should include multi-intersection coordination, richer contextual inputs (weather/incidents/public transport), and temporal models for corridor-level prediction. Reinforcement learning or hybrid optimization can be explored for long-horizon control policies. Operational pilots with real municipal data are needed to validate robustness, fairness across movements, and lifecycle maintainability.</w:t>
       </w:r>
     </w:p>
     <w:p>
@@ -167,7 +240,7 @@
         <w:pStyle w:val="ListNumber"/>
       </w:pPr>
       <w:r>
-        <w:t>Ultralytics YOLOv8 Documentation and model references.</w:t>
+        <w:t>N. Saini, P. Kumar, and M. Dutta, "Vision-based vehicle counting and classification for traffic flow analysis: A systematic review," IET Intelligent Transport Systems, 2022.</w:t>
       </w:r>
     </w:p>
     <w:p>
@@ -175,7 +248,7 @@
         <w:pStyle w:val="ListNumber"/>
       </w:pPr>
       <w:r>
-        <w:t>Recent literature on adaptive traffic signal control and ANN/RL-based optimization.</w:t>
+        <w:t>S. Kamath and S. Agarwal, "Smart Traffic Management System: A Review," Procedia Computer Science, 2022.</w:t>
       </w:r>
     </w:p>
     <w:p>
@@ -183,7 +256,23 @@
         <w:pStyle w:val="ListNumber"/>
       </w:pPr>
       <w:r>
-        <w:t>Studies on computer-vision-based intelligent transportation systems.</w:t>
+        <w:t>Y. Wu, J. Li, H. Wang, and J. Zhao, "Deep learning-based intelligent traffic signal control: A comprehensive review," IEEE Transactions on Intelligent Transportation Systems, 2023.</w:t>
+      </w:r>
+    </w:p>
+    <w:p>
+      <w:pPr>
+        <w:pStyle w:val="ListNumber"/>
+      </w:pPr>
+      <w:r>
+        <w:t>Ultralytics, "YOLOv8 Documentation," 2023. [Online]. Available: https://docs.ultralytics.com/</w:t>
+      </w:r>
+    </w:p>
+    <w:p>
+      <w:pPr>
+        <w:pStyle w:val="ListNumber"/>
+      </w:pPr>
+      <w:r>
+        <w:t>Y. Zhang, S. Liu, Y. Li, and M. Wang, "Real-time vehicle detection and traffic flow analysis using YOLOv8," IEEE Access, 2023.</w:t>
       </w:r>
     </w:p>
     <w:sectPr>

--- a/conference_paper_from_final_sire1.docx
+++ b/conference_paper_from_final_sire1.docx
@@ -11,7 +11,9 @@
       </w:r>
     </w:p>
     <w:p>
-      <w:pPr/>
+      <w:pPr>
+        <w:jc w:val="center"/>
+      </w:pPr>
       <w:r>
         <w:t>Aditya Kumar Prusti</w:t>
       </w:r>
@@ -29,27 +31,12 @@
       </w:r>
     </w:p>
     <w:p>
-      <w:pPr>
-        <w:pStyle w:val="Heading1"/>
-      </w:pPr>
-      <w:r>
-        <w:t>Abstract</w:t>
-      </w:r>
-    </w:p>
-    <w:p>
       <w:r>
         <w:t>This paper presents a real-time intelligent traffic signal management framework that combines YOLOv8-based vehicle detection with an artificial neural network for adaptive phase-time allocation at four-way intersections. Directional traffic density from camera feeds is converted into structured features and passed to a multi-layer ANN that predicts green-time values under operational constraints. The design targets reduction in queue buildup and delay while preserving safety limits such as minimum green duration and clearance intervals. Evaluation trends from the source report indicate improved throughput, faster adaptation than fixed-time control, and practical inference speed for near real-time deployment in smart-city corridors.</w:t>
       </w:r>
     </w:p>
     <w:p>
-      <w:pPr>
-        <w:pStyle w:val="Heading1"/>
-      </w:pPr>
-      <w:r>
-        <w:t>Keywords</w:t>
-      </w:r>
-    </w:p>
-    <w:p>
+      <w:pPr/>
       <w:r>
         <w:t>Intelligent Traffic Management, YOLOv8, Vehicle Detection, Artificial Neural Network, Adaptive Signal Control, Smart Intersection</w:t>
       </w:r>
